--- a/rediseno_2026/7. Interacción social y extensión universitaria.docx
+++ b/rediseno_2026/7. Interacción social y extensión universitaria.docx
@@ -73,18 +73,39 @@
           <w:b w:val="0"/>
           <w:i w:val="0"/>
           <w:sz w:val="20"/>
+          <w:highlight w:val="green"/>
         </w:rPr>
-        <w:t xml:space="preserve">La interacción social y la extensión universitaria vinculan a la Carrera con el Estado, el sector productivo y la sociedad. El Artículo 12 de la Resolución HCU N.º 032/2025 exige que el plan de estudios especifique las políticas y líneas de interacción social y de extensión universitaria, y que los estudiantes cumplan una cantidad demostrable de horas de interacción social. </w:t>
+        <w:t>En el Sistema de la Universidad Boliviana, la denominación de interacción social fue adoptada en el Primer Congreso de 1988 en reemplazo de la de extensión social, y el XII Congreso Nacional de Universidades aprobó mediante la Resolución N.º 088/2014 la reglamentación de Interacción Social y Extensión.</w:t>
       </w:r>
+    </w:p>
+    <w:p>
+      <w:pPr>
+        <w:spacing w:before="0" w:after="200" w:line="240" w:lineRule="auto"/>
+        <w:jc w:val="both"/>
+      </w:pPr>
       <w:r>
         <w:rPr>
           <w:rFonts w:ascii="Century Gothic" w:hAnsi="Century Gothic" w:cs="Century Gothic" w:eastAsia="Century Gothic"/>
           <w:b w:val="0"/>
           <w:i w:val="0"/>
           <w:sz w:val="20"/>
-          <w:highlight w:val="green"/>
         </w:rPr>
-        <w:t>En el Sistema de la Universidad Boliviana, la denominación de interacción social fue adoptada en el Primer Congreso de 1988 en reemplazo de la de extensión social, y el XII Congreso Nacional de Universidades aprobó mediante la Resolución N.º 088/2014 la reglamentación de Interacción Social y Extensión.</w:t>
+        <w:t>Como parte de las actividades de los itinerarios formativos se incluyen actividades de interacción universitaria como las ferias educativas en la ciudad de La Paz y en las áreas rurales donde se tienen programas académicos desconcentrados, en las citadas ferias se realiza la socialización de los contenidos programáticos que son de interés público.</w:t>
+      </w:r>
+    </w:p>
+    <w:p>
+      <w:pPr>
+        <w:spacing w:before="0" w:after="200" w:line="240" w:lineRule="auto"/>
+        <w:jc w:val="both"/>
+      </w:pPr>
+      <w:r>
+        <w:rPr>
+          <w:rFonts w:ascii="Century Gothic" w:hAnsi="Century Gothic" w:cs="Century Gothic" w:eastAsia="Century Gothic"/>
+          <w:b w:val="0"/>
+          <w:i w:val="0"/>
+          <w:sz w:val="20"/>
+        </w:rPr>
+        <w:t>Asimismo, la carrera desarrolla programas académicos desconcentrados, en los cuales participan docentes que prestan sus servicios en estas unidades desconcentradas, lo cual forma parte de la interacción social al contribuir a la formación de profesionales en las áreas rurales así como al desarrollo local.</w:t>
       </w:r>
     </w:p>
     <w:p>
@@ -111,6 +132,12 @@
         </w:rPr>
         <w:t>Sus lineamientos plantean integrar la investigación y la innovación con la interacción social para incidir en el desarrollo y en las políticas públicas, y transferir los resultados de la investigación al Estado y a la sociedad.</w:t>
       </w:r>
+    </w:p>
+    <w:p>
+      <w:pPr>
+        <w:spacing w:before="0" w:after="200" w:line="240" w:lineRule="auto"/>
+        <w:jc w:val="both"/>
+      </w:pPr>
       <w:r>
         <w:rPr>
           <w:rFonts w:ascii="Century Gothic" w:hAnsi="Century Gothic" w:cs="Century Gothic" w:eastAsia="Century Gothic"/>
@@ -118,7 +145,78 @@
           <w:i w:val="0"/>
           <w:sz w:val="20"/>
         </w:rPr>
-        <w:t xml:space="preserve"> En la Carrera, la interacción social corresponde al Eje 3 del Plan de Desarrollo 2026-2030, «Interacción social, ética e integración institucional», y responde al objetivo de vinculación práctica e interacción social del punto 2.4.</w:t>
+        <w:t>El Eje de Interacción Social promueve la vinculación de la comunidad universitaria con el entorno socioeconómico, garantizando el ejercicio profesional orientado al interés público y la transparencia. El plan de acción en esta área comprende los siguientes programas:</w:t>
+      </w:r>
+    </w:p>
+    <w:p>
+      <w:pPr>
+        <w:numPr>
+          <w:ilvl w:val="0"/>
+          <w:numId w:val="901"/>
+        </w:numPr>
+        <w:spacing w:before="0" w:after="160" w:line="240" w:lineRule="auto"/>
+        <w:jc w:val="both"/>
+      </w:pPr>
+      <w:r>
+        <w:rPr>
+          <w:rFonts w:ascii="Century Gothic" w:hAnsi="Century Gothic" w:cs="Century Gothic" w:eastAsia="Century Gothic"/>
+          <w:b/>
+          <w:i w:val="0"/>
+          <w:sz w:val="20"/>
+        </w:rPr>
+        <w:t>Institucionalización del Código de Ética del IESBA:</w:t>
+      </w:r>
+      <w:r>
+        <w:rPr>
+          <w:rFonts w:ascii="Century Gothic" w:hAnsi="Century Gothic" w:cs="Century Gothic" w:eastAsia="Century Gothic"/>
+          <w:b w:val="0"/>
+          <w:i w:val="0"/>
+          <w:sz w:val="20"/>
+        </w:rPr>
+        <w:t xml:space="preserve"> adopción obligatoria del Código Internacional de Ética Profesional del IESBA en la actividad académica, de investigación e interacción social, garantizando los principios de integridad, objetividad e independencia.</w:t>
+      </w:r>
+    </w:p>
+    <w:p>
+      <w:pPr>
+        <w:numPr>
+          <w:ilvl w:val="0"/>
+          <w:numId w:val="901"/>
+        </w:numPr>
+        <w:spacing w:before="0" w:after="200" w:line="240" w:lineRule="auto"/>
+        <w:jc w:val="both"/>
+      </w:pPr>
+      <w:r>
+        <w:rPr>
+          <w:rFonts w:ascii="Century Gothic" w:hAnsi="Century Gothic" w:cs="Century Gothic" w:eastAsia="Century Gothic"/>
+          <w:b/>
+          <w:i w:val="0"/>
+          <w:sz w:val="20"/>
+        </w:rPr>
+        <w:t>Programa de Pasantías Preprofesionales Obligatorias:</w:t>
+      </w:r>
+      <w:r>
+        <w:rPr>
+          <w:rFonts w:ascii="Century Gothic" w:hAnsi="Century Gothic" w:cs="Century Gothic" w:eastAsia="Century Gothic"/>
+          <w:b w:val="0"/>
+          <w:i w:val="0"/>
+          <w:sz w:val="20"/>
+        </w:rPr>
+        <w:t xml:space="preserve"> suscripción e implementación de convenios institucionales con las principales firmas de auditoría (Big Four), el Servicio de Impuestos Nacionales (SIN), la Contraloría General del Estado (CGE) y empresas del sector productivo para la práctica guiada de los estudiantes a partir del tercer año.</w:t>
+      </w:r>
+    </w:p>
+    <w:p>
+      <w:pPr>
+        <w:spacing w:before="0" w:after="200" w:line="240" w:lineRule="auto"/>
+        <w:jc w:val="both"/>
+      </w:pPr>
+      <w:r>
+        <w:rPr>
+          <w:rFonts w:ascii="Century Gothic" w:hAnsi="Century Gothic" w:cs="Century Gothic" w:eastAsia="Century Gothic"/>
+          <w:b w:val="0"/>
+          <w:i w:val="0"/>
+          <w:sz w:val="20"/>
+        </w:rPr>
+        <w:t>Finalmente se pretende la creación de la Consultoría Social Contable: Establecimiento de gabinetes de apoyo técnico gratuito integrados por docentes y estudiantes para brindar asesoría en gestión contable, cumplimiento tributario y educación financiera a Pequeñas y Medianas Empresas (PYMES), asociaciones comunitarias y emprendimientos vulnerables.</w:t>
       </w:r>
     </w:p>
     <w:p>
@@ -185,7 +283,7 @@
       <w:pPr>
         <w:numPr>
           <w:ilvl w:val="0"/>
-          <w:numId w:val="901"/>
+          <w:numId w:val="902"/>
         </w:numPr>
         <w:spacing w:before="0" w:after="160" w:line="240" w:lineRule="auto"/>
         <w:jc w:val="both"/>
@@ -213,7 +311,7 @@
       <w:pPr>
         <w:numPr>
           <w:ilvl w:val="0"/>
-          <w:numId w:val="901"/>
+          <w:numId w:val="902"/>
         </w:numPr>
         <w:spacing w:before="0" w:after="160" w:line="240" w:lineRule="auto"/>
         <w:jc w:val="both"/>
@@ -241,7 +339,7 @@
       <w:pPr>
         <w:numPr>
           <w:ilvl w:val="0"/>
-          <w:numId w:val="901"/>
+          <w:numId w:val="902"/>
         </w:numPr>
         <w:spacing w:before="0" w:after="160" w:line="240" w:lineRule="auto"/>
         <w:jc w:val="both"/>
@@ -269,7 +367,7 @@
       <w:pPr>
         <w:numPr>
           <w:ilvl w:val="0"/>
-          <w:numId w:val="901"/>
+          <w:numId w:val="902"/>
         </w:numPr>
         <w:spacing w:before="0" w:after="160" w:line="240" w:lineRule="auto"/>
         <w:jc w:val="both"/>
@@ -297,7 +395,7 @@
       <w:pPr>
         <w:numPr>
           <w:ilvl w:val="0"/>
-          <w:numId w:val="901"/>
+          <w:numId w:val="902"/>
         </w:numPr>
         <w:spacing w:before="0" w:after="160" w:line="240" w:lineRule="auto"/>
         <w:jc w:val="both"/>
@@ -325,7 +423,7 @@
       <w:pPr>
         <w:numPr>
           <w:ilvl w:val="0"/>
-          <w:numId w:val="901"/>
+          <w:numId w:val="902"/>
         </w:numPr>
         <w:spacing w:before="0" w:after="200" w:line="240" w:lineRule="auto"/>
         <w:jc w:val="both"/>
@@ -515,7 +613,7 @@
           <w:p>
             <w:pPr>
               <w:spacing w:before="0" w:after="0" w:line="240" w:lineRule="auto"/>
-              <w:jc w:val="left"/>
+              <w:jc w:val="both"/>
             </w:pPr>
             <w:r>
               <w:rPr>
@@ -543,7 +641,7 @@
           <w:p>
             <w:pPr>
               <w:spacing w:before="0" w:after="0" w:line="240" w:lineRule="auto"/>
-              <w:jc w:val="left"/>
+              <w:jc w:val="both"/>
             </w:pPr>
             <w:r>
               <w:rPr>
@@ -571,7 +669,7 @@
           <w:p>
             <w:pPr>
               <w:spacing w:before="0" w:after="0" w:line="240" w:lineRule="auto"/>
-              <w:jc w:val="left"/>
+              <w:jc w:val="both"/>
             </w:pPr>
             <w:r>
               <w:rPr>
@@ -601,7 +699,7 @@
           <w:p>
             <w:pPr>
               <w:spacing w:before="0" w:after="0" w:line="240" w:lineRule="auto"/>
-              <w:jc w:val="left"/>
+              <w:jc w:val="both"/>
             </w:pPr>
             <w:r>
               <w:rPr>
@@ -629,7 +727,7 @@
           <w:p>
             <w:pPr>
               <w:spacing w:before="0" w:after="0" w:line="240" w:lineRule="auto"/>
-              <w:jc w:val="left"/>
+              <w:jc w:val="both"/>
             </w:pPr>
             <w:r>
               <w:rPr>
@@ -638,7 +736,7 @@
                 <w:i w:val="0"/>
                 <w:sz w:val="20"/>
               </w:rPr>
-              <w:t>Talleres y campañas de educación financiera, cultura tributaria y uso de la facturación electrónica</w:t>
+              <w:t>Ferias, talleres y campañas de educación financiera, cultura tributaria y uso de la facturación electrónica</w:t>
             </w:r>
           </w:p>
         </w:tc>
@@ -657,7 +755,7 @@
           <w:p>
             <w:pPr>
               <w:spacing w:before="0" w:after="0" w:line="240" w:lineRule="auto"/>
-              <w:jc w:val="left"/>
+              <w:jc w:val="both"/>
             </w:pPr>
             <w:r>
               <w:rPr>
@@ -687,7 +785,7 @@
           <w:p>
             <w:pPr>
               <w:spacing w:before="0" w:after="0" w:line="240" w:lineRule="auto"/>
-              <w:jc w:val="left"/>
+              <w:jc w:val="both"/>
             </w:pPr>
             <w:r>
               <w:rPr>
@@ -715,7 +813,7 @@
           <w:p>
             <w:pPr>
               <w:spacing w:before="0" w:after="0" w:line="240" w:lineRule="auto"/>
-              <w:jc w:val="left"/>
+              <w:jc w:val="both"/>
             </w:pPr>
             <w:r>
               <w:rPr>
@@ -743,7 +841,7 @@
           <w:p>
             <w:pPr>
               <w:spacing w:before="0" w:after="0" w:line="240" w:lineRule="auto"/>
-              <w:jc w:val="left"/>
+              <w:jc w:val="both"/>
             </w:pPr>
             <w:r>
               <w:rPr>
@@ -773,7 +871,7 @@
           <w:p>
             <w:pPr>
               <w:spacing w:before="0" w:after="0" w:line="240" w:lineRule="auto"/>
-              <w:jc w:val="left"/>
+              <w:jc w:val="both"/>
             </w:pPr>
             <w:r>
               <w:rPr>
@@ -801,7 +899,7 @@
           <w:p>
             <w:pPr>
               <w:spacing w:before="0" w:after="0" w:line="240" w:lineRule="auto"/>
-              <w:jc w:val="left"/>
+              <w:jc w:val="both"/>
             </w:pPr>
             <w:r>
               <w:rPr>
@@ -829,7 +927,7 @@
           <w:p>
             <w:pPr>
               <w:spacing w:before="0" w:after="0" w:line="240" w:lineRule="auto"/>
-              <w:jc w:val="left"/>
+              <w:jc w:val="both"/>
             </w:pPr>
             <w:r>
               <w:rPr>
@@ -859,7 +957,7 @@
           <w:p>
             <w:pPr>
               <w:spacing w:before="0" w:after="0" w:line="240" w:lineRule="auto"/>
-              <w:jc w:val="left"/>
+              <w:jc w:val="both"/>
             </w:pPr>
             <w:r>
               <w:rPr>
@@ -887,7 +985,7 @@
           <w:p>
             <w:pPr>
               <w:spacing w:before="0" w:after="0" w:line="240" w:lineRule="auto"/>
-              <w:jc w:val="left"/>
+              <w:jc w:val="both"/>
             </w:pPr>
             <w:r>
               <w:rPr>
@@ -915,7 +1013,7 @@
           <w:p>
             <w:pPr>
               <w:spacing w:before="0" w:after="0" w:line="240" w:lineRule="auto"/>
-              <w:jc w:val="left"/>
+              <w:jc w:val="both"/>
             </w:pPr>
             <w:r>
               <w:rPr>
@@ -987,51 +1085,6 @@
         <w:tabs>
           <w:tab w:pos="709" w:val="left"/>
         </w:tabs>
-        <w:spacing w:before="80" w:after="200" w:line="240" w:lineRule="auto"/>
-        <w:ind w:left="709" w:hanging="709"/>
-        <w:jc w:val="left"/>
-      </w:pPr>
-      <w:r>
-        <w:rPr>
-          <w:rFonts w:ascii="Century Gothic" w:hAnsi="Century Gothic" w:cs="Century Gothic" w:eastAsia="Century Gothic"/>
-          <w:b/>
-          <w:i w:val="0"/>
-          <w:sz w:val="22"/>
-        </w:rPr>
-        <w:t>7.1.4</w:t>
-        <w:tab/>
-      </w:r>
-      <w:r>
-        <w:rPr>
-          <w:rFonts w:ascii="Century Gothic" w:hAnsi="Century Gothic" w:cs="Century Gothic" w:eastAsia="Century Gothic"/>
-          <w:b/>
-          <w:i w:val="0"/>
-          <w:sz w:val="22"/>
-        </w:rPr>
-        <w:t>Metas</w:t>
-      </w:r>
-    </w:p>
-    <w:p>
-      <w:pPr>
-        <w:spacing w:before="0" w:after="200" w:line="240" w:lineRule="auto"/>
-        <w:jc w:val="both"/>
-      </w:pPr>
-      <w:r>
-        <w:rPr>
-          <w:rFonts w:ascii="Century Gothic" w:hAnsi="Century Gothic" w:cs="Century Gothic" w:eastAsia="Century Gothic"/>
-          <w:b w:val="0"/>
-          <w:i w:val="0"/>
-          <w:sz w:val="20"/>
-        </w:rPr>
-        <w:t>Conforme al Plan de Desarrollo 2026-2030, al año 2030 todos los estudiantes habilitados de tercer a quinto año deberán contar con prácticas por convenio, y todos los estudiantes deberán estar formados en el Código del IESBA y participar en la consultoría social contable.</w:t>
-      </w:r>
-    </w:p>
-    <w:p>
-      <w:pPr>
-        <w:keepNext/>
-        <w:tabs>
-          <w:tab w:pos="709" w:val="left"/>
-        </w:tabs>
         <w:spacing w:before="120" w:after="200" w:line="240" w:lineRule="auto"/>
         <w:ind w:left="709" w:hanging="709"/>
         <w:jc w:val="left"/>
@@ -1090,7 +1143,7 @@
       <w:pPr>
         <w:numPr>
           <w:ilvl w:val="0"/>
-          <w:numId w:val="902"/>
+          <w:numId w:val="903"/>
         </w:numPr>
         <w:spacing w:before="0" w:after="160" w:line="240" w:lineRule="auto"/>
         <w:jc w:val="both"/>
@@ -1118,7 +1171,7 @@
       <w:pPr>
         <w:numPr>
           <w:ilvl w:val="0"/>
-          <w:numId w:val="902"/>
+          <w:numId w:val="903"/>
         </w:numPr>
         <w:spacing w:before="0" w:after="160" w:line="240" w:lineRule="auto"/>
         <w:jc w:val="both"/>
@@ -1146,7 +1199,7 @@
       <w:pPr>
         <w:numPr>
           <w:ilvl w:val="0"/>
-          <w:numId w:val="902"/>
+          <w:numId w:val="903"/>
         </w:numPr>
         <w:spacing w:before="0" w:after="160" w:line="240" w:lineRule="auto"/>
         <w:jc w:val="both"/>
@@ -1174,7 +1227,7 @@
       <w:pPr>
         <w:numPr>
           <w:ilvl w:val="0"/>
-          <w:numId w:val="902"/>
+          <w:numId w:val="903"/>
         </w:numPr>
         <w:spacing w:before="0" w:after="160" w:line="240" w:lineRule="auto"/>
         <w:jc w:val="both"/>
@@ -1202,7 +1255,7 @@
       <w:pPr>
         <w:numPr>
           <w:ilvl w:val="0"/>
-          <w:numId w:val="902"/>
+          <w:numId w:val="903"/>
         </w:numPr>
         <w:spacing w:before="0" w:after="200" w:line="240" w:lineRule="auto"/>
         <w:jc w:val="both"/>
@@ -1362,7 +1415,7 @@
           <w:p>
             <w:pPr>
               <w:spacing w:before="0" w:after="0" w:line="240" w:lineRule="auto"/>
-              <w:jc w:val="left"/>
+              <w:jc w:val="both"/>
             </w:pPr>
             <w:r>
               <w:rPr>
@@ -1390,7 +1443,7 @@
           <w:p>
             <w:pPr>
               <w:spacing w:before="0" w:after="0" w:line="240" w:lineRule="auto"/>
-              <w:jc w:val="left"/>
+              <w:jc w:val="both"/>
             </w:pPr>
             <w:r>
               <w:rPr>
@@ -1420,7 +1473,7 @@
           <w:p>
             <w:pPr>
               <w:spacing w:before="0" w:after="0" w:line="240" w:lineRule="auto"/>
-              <w:jc w:val="left"/>
+              <w:jc w:val="both"/>
             </w:pPr>
             <w:r>
               <w:rPr>
@@ -1448,7 +1501,7 @@
           <w:p>
             <w:pPr>
               <w:spacing w:before="0" w:after="0" w:line="240" w:lineRule="auto"/>
-              <w:jc w:val="left"/>
+              <w:jc w:val="both"/>
             </w:pPr>
             <w:r>
               <w:rPr>
@@ -1478,7 +1531,7 @@
           <w:p>
             <w:pPr>
               <w:spacing w:before="0" w:after="0" w:line="240" w:lineRule="auto"/>
-              <w:jc w:val="left"/>
+              <w:jc w:val="both"/>
             </w:pPr>
             <w:r>
               <w:rPr>
@@ -1506,7 +1559,7 @@
           <w:p>
             <w:pPr>
               <w:spacing w:before="0" w:after="0" w:line="240" w:lineRule="auto"/>
-              <w:jc w:val="left"/>
+              <w:jc w:val="both"/>
             </w:pPr>
             <w:r>
               <w:rPr>
@@ -1536,7 +1589,7 @@
           <w:p>
             <w:pPr>
               <w:spacing w:before="0" w:after="0" w:line="240" w:lineRule="auto"/>
-              <w:jc w:val="left"/>
+              <w:jc w:val="both"/>
             </w:pPr>
             <w:r>
               <w:rPr>
@@ -1564,7 +1617,7 @@
           <w:p>
             <w:pPr>
               <w:spacing w:before="0" w:after="0" w:line="240" w:lineRule="auto"/>
-              <w:jc w:val="left"/>
+              <w:jc w:val="both"/>
             </w:pPr>
             <w:r>
               <w:rPr>
@@ -1573,26 +1626,7 @@
                 <w:i w:val="0"/>
                 <w:sz w:val="20"/>
               </w:rPr>
-              <w:t xml:space="preserve">Cursos en línea en la plataforma virtual de la Carrera </w:t>
-            </w:r>
-            <w:r>
-              <w:rPr>
-                <w:rFonts w:ascii="Century Gothic" w:hAnsi="Century Gothic" w:cs="Century Gothic" w:eastAsia="Century Gothic"/>
-                <w:b w:val="0"/>
-                <w:i w:val="0"/>
-                <w:sz w:val="20"/>
-                <w:highlight w:val="green"/>
-              </w:rPr>
-              <w:t>y aprovechamiento del Campus Virtual UMSA-Coursera, reglamentado por la Resolución HCU N.º 538/2022</w:t>
-            </w:r>
-            <w:r>
-              <w:rPr>
-                <w:rFonts w:ascii="Century Gothic" w:hAnsi="Century Gothic" w:cs="Century Gothic" w:eastAsia="Century Gothic"/>
-                <w:b w:val="0"/>
-                <w:i w:val="0"/>
-                <w:sz w:val="20"/>
-              </w:rPr>
-              <w:t>, para estudiantes, docentes y graduados</w:t>
+              <w:t>Cursos en línea en la plataforma virtual de la Carrera y los que oferte la UMSA, para estudiantes, docentes y graduados</w:t>
             </w:r>
           </w:p>
         </w:tc>
@@ -1613,7 +1647,7 @@
           <w:p>
             <w:pPr>
               <w:spacing w:before="0" w:after="0" w:line="240" w:lineRule="auto"/>
-              <w:jc w:val="left"/>
+              <w:jc w:val="both"/>
             </w:pPr>
             <w:r>
               <w:rPr>
@@ -1641,7 +1675,7 @@
           <w:p>
             <w:pPr>
               <w:spacing w:before="0" w:after="0" w:line="240" w:lineRule="auto"/>
-              <w:jc w:val="left"/>
+              <w:jc w:val="both"/>
             </w:pPr>
             <w:r>
               <w:rPr>
@@ -2203,12 +2237,18 @@
     <w:abstractNumId w:val="0"/>
   </w:num>
   <w:num w:numId="901">
+    <w:abstractNumId w:val="900"/>
+    <w:lvlOverride w:ilvl="0">
+      <w:startOverride w:val="1"/>
+    </w:lvlOverride>
+  </w:num>
+  <w:num w:numId="902">
     <w:abstractNumId w:val="902"/>
     <w:lvlOverride w:ilvl="0">
       <w:startOverride w:val="1"/>
     </w:lvlOverride>
   </w:num>
-  <w:num w:numId="902">
+  <w:num w:numId="903">
     <w:abstractNumId w:val="902"/>
     <w:lvlOverride w:ilvl="0">
       <w:startOverride w:val="1"/>
